--- a/Internship Report.docx
+++ b/Internship Report.docx
@@ -59,7 +59,7 @@
           <w:sz w:val="32"/>
           <w:szCs w:val="32"/>
         </w:rPr>
-        <w:t>Topic</w:t>
+        <w:t>DATA ENGINEERING VIRTUAL INTERNSHIP</w:t>
       </w:r>
     </w:p>
     <w:p>
@@ -3432,7 +3432,7 @@
         </w:rPr>
         <w:lastRenderedPageBreak/>
         <w:drawing>
-          <wp:inline distT="0" distB="0" distL="0" distR="0" wp14:anchorId="74FE1019" wp14:editId="60D6F2EF">
+          <wp:inline distT="0" distB="0" distL="0" distR="0" wp14:anchorId="74FE1019" wp14:editId="5E62811E">
             <wp:extent cx="5300980" cy="4095007"/>
             <wp:effectExtent l="0" t="0" r="0" b="1270"/>
             <wp:docPr id="828012061" name="Picture 7"/>
